--- a/ru/wisdom-stories/welcoming-smile.docx
+++ b/ru/wisdom-stories/welcoming-smile.docx
@@ -42,7 +42,7 @@
           <w:bCs/>
           <w:lang/>
         </w:rPr>
-        <w:t>Мораль: Людей привлекает не только то, что им предлагают, но и то, как с ними обращаются. Искренняя улыбка и радушный приём порой оставляют впечатление слаще мёда.</w:t>
+        <w:t>Мораль: Людей привлекает не только то, что им предлагают, но и то, как с ними обращаются. Искренняя улыбка и радушный приём порой приятнее самого сладкого мёда.</w:t>
       </w:r>
     </w:p>
     <w:p>
